--- a/SCADA-Line-Monitor_3/parts/07_Заключение.docx
+++ b/SCADA-Line-Monitor_3/parts/07_Заключение.docx
@@ -136,7 +136,7 @@
           <w:color w:val="000000"/>
           <w:sz w:val="28"/>
         </w:rPr>
-        <w:t>Научная новизна работы состоит в разработке оригинальной архитектуры системы мониторинга, адаптированной для типовых конфигураций воздушных линий 6–10 кВ, включающей расчётно обоснованную модель нагрузки на серверную инфраструктуру и методику количественной оценки эффективности на основе индексов SAIDI/SAIFI.</w:t>
+        <w:t>Перспективы дальнейшего развития включают:</w:t>
       </w:r>
     </w:p>
     <w:p>
@@ -145,15 +145,15 @@
         <w:ind w:firstLine="709"/>
         <w:jc w:val="both"/>
       </w:pPr>
+      <w:pPr/>
       <w:r>
         <w:rPr>
-          <w:rFonts w:ascii="Times New Roman" w:hAnsi="Times New Roman"/>
+          <w:rFonts w:ascii="Times New Roman" w:hAnsi="Times New Roman" w:cs="Times New Roman"/>
           <w:b w:val="0"/>
           <w:i w:val="0"/>
-          <w:color w:val="000000"/>
           <w:sz w:val="28"/>
         </w:rPr>
-        <w:t>Практическая значимость определяется возможностью использования разработанного прототипа как основы для создания промышленной SCADA-системы с нулевой стоимостью лицензий и TCO, сопоставимым с коммерческими аналогами (4 045 тыс. руб. за 5 лет для 30 устройств), что делает решение доступным для территориальных сетевых организаций с ограниченным бюджетом.</w:t>
+        <w:t>– переход на PostgreSQL/TimescaleDB (увеличение пропускной способности записи в 8–10 раз);</w:t>
       </w:r>
     </w:p>
     <w:p>
@@ -162,15 +162,49 @@
         <w:ind w:firstLine="709"/>
         <w:jc w:val="both"/>
       </w:pPr>
+      <w:pPr/>
       <w:r>
         <w:rPr>
-          <w:rFonts w:ascii="Times New Roman" w:hAnsi="Times New Roman"/>
+          <w:rFonts w:ascii="Times New Roman" w:hAnsi="Times New Roman" w:cs="Times New Roman"/>
           <w:b w:val="0"/>
           <w:i w:val="0"/>
-          <w:color w:val="000000"/>
           <w:sz w:val="28"/>
         </w:rPr>
-        <w:t>Перспективы дальнейшего развития включают: переход на PostgreSQL/TimescaleDB (увеличение пропускной способности записи в 8–10 раз); внедрение предиктивной аналитики на основе градиентного бустинга (прогнозируемая точность 70–80% при горизонте 6–12 часов); интеграцию с ГИС-платформами (OpenStreetMap + Leaflet.js); прохождение включения в Единый реестр российских программ.</w:t>
+        <w:t>– внедрение предиктивной аналитики на основе градиентного бустинга (прогнозируемая точность 70–80% при горизонте 6–12 часов);</w:t>
+      </w:r>
+    </w:p>
+    <w:p>
+      <w:pPr>
+        <w:spacing w:before="0" w:after="0" w:line="360" w:lineRule="auto"/>
+        <w:ind w:firstLine="709"/>
+        <w:jc w:val="both"/>
+      </w:pPr>
+      <w:pPr/>
+      <w:r>
+        <w:rPr>
+          <w:rFonts w:ascii="Times New Roman" w:hAnsi="Times New Roman" w:cs="Times New Roman"/>
+          <w:b w:val="0"/>
+          <w:i w:val="0"/>
+          <w:sz w:val="28"/>
+        </w:rPr>
+        <w:t>– интеграцию с ГИС-платформами (OpenStreetMap + Leaflet.js);</w:t>
+      </w:r>
+    </w:p>
+    <w:p>
+      <w:pPr>
+        <w:spacing w:before="0" w:after="0" w:line="360" w:lineRule="auto"/>
+        <w:ind w:firstLine="709"/>
+        <w:jc w:val="both"/>
+      </w:pPr>
+      <w:pPr/>
+      <w:r>
+        <w:rPr>
+          <w:rFonts w:ascii="Times New Roman" w:hAnsi="Times New Roman" w:cs="Times New Roman"/>
+          <w:b w:val="0"/>
+          <w:i w:val="0"/>
+          <w:sz w:val="28"/>
+        </w:rPr>
+        <w:t>– прохождение включения в Единый реестр российских программ.</w:t>
       </w:r>
     </w:p>
     <w:sectPr>
